--- a/docx/自留版/卡J-MDT带话纸-家属说明.docx
+++ b/docx/自留版/卡J-MDT带话纸-家属说明.docx
@@ -145,7 +145,7 @@
           </w:tcPr>
           <w:p>
             <w:r>
-              <w:t>短复发间隔 ＋ ER 丢失 ＋ Ki-67 升高 → 有残留按转移性尽早一线；切净按 ESGO/EURACAN 2024 讨论蒽环辅助化疗（法国肉瘤组 39 例多因素分析、化疗亚组 n=11、中位随访 33 个月、中位 41.0 vs 10.3 个月、P=0.034；NCDB 1383 例方向一致）</w:t>
+              <w:t>短复发间隔 ＋ ER 丢失 ＋ Ki-67 升高 → 有残留按转移性尽早一线；切净按 ESGO/EURACAN/GCIG 2024 讨论蒽环辅助化疗（法国肉瘤组 39 例多因素分析、化疗亚组 n=11、中位随访 33 个月、中位 41.0 vs 10.3 个月、P=0.034；NCDB 1383 例方向一致；一线可选多柔比星±异环磷酰胺/达卡巴嗪，或吉西他滨+多西他赛）</w:t>
             </w:r>
           </w:p>
         </w:tc>
@@ -155,7 +155,7 @@
           </w:tcPr>
           <w:p>
             <w:r>
-              <w:t>➕ 数据后主动加 caveat（回顾性、非随机、样本量小，前瞻证据尚缺；v2 补全化疗亚组 n=11、中位随访 33 个月，指南措辞"应予考虑"）；➕ 末尾加"若为低级别 / ER 保留，也请讨论内分泌治疗路径（AI / 孕激素 → 氟维司群）"⭐⭐</w:t>
+              <w:t>➕ 数据后主动加 caveat（回顾性、非随机、样本量小）；➕ 末尾加“若为低级别/ER保留，也请讨论内分泌”；2025新增高级别不止蒽环：YWHAE型对蒽环高度敏感；BCOR型常见CDK4扩增/CDKN2A缺失→CDK4/6抑制剂±MDM2抑制剂试验；二线吉西他滨+多西他赛（真实世界ORR 35.9%）、曲贝替定（HG-ESS病例稳定17月）、帕唑帕尼、安罗替尼单药或联合化疗（ORR 35.7% PFS 8.25月，辅助DFS HR 0.47）；NTRK融合用拉罗替尼（ORR 79%）；dMMR/MSI-H用PD-1；MAGE-A4+HLA-A*02考虑TCR-T</w:t>
             </w:r>
           </w:p>
         </w:tc>
@@ -187,7 +187,7 @@
           </w:tcPr>
           <w:p>
             <w:r>
-              <w:t>➕ 编号写全：住院号 457107；冰冻号 25289B；石蜡病理号 255317（2025-12-29，含 IHC 12 张）；术者杨亚 / 杨娅。⚠️ 合并时按附录 1 第 1 条把"建议调阅"改为"复印件已随附，H26-09047 已引用原单位 IHC"。v2：卡 J 抬头预填重肿住院号 2156622001 / 妇科肿瘤中心三病区 / 外8楼-3床（如变动以腕带为准）；第 2 条补"12 月手术记录复印件已备（经阴道完整取出、瘤体包膜完整、术中冰冻 25289B 已报恶性）——缺的仅是盖章正式件与出院记录"</w:t>
+              <w:t>➕ 编号写全：住院号 457107；冰冻号 25289B；石蜡病理号 255317（2025-12-29，含 IHC 12 张）；术者杨亚 / 杨娅。⚠️ 合并时按附录 1 第 1 条把"建议调阅"改为"复印件已随附，H26-09047 已引用原单位 IHC"。v2：卡 J 抬头预填重肿住院号 2156622001 / 妇科肿瘤中心三病区 / 外8楼-3床；第 2 条补"12 月手术记录复印件已备（经阴道完整取出、瘤体包膜完整、术中冰冻 25289B 已报恶性）——缺的仅是盖章正式件与出院记录"</w:t>
             </w:r>
           </w:p>
         </w:tc>
@@ -209,7 +209,7 @@
           </w:tcPr>
           <w:p>
             <w:r>
-              <w:t>含安罗替尼的组合（NRDL 肉瘤适应症）</w:t>
+              <w:t>含安罗替尼的组合（NRDL 肉瘤适应症，ALTN-III-04思路）</w:t>
             </w:r>
           </w:p>
         </w:tc>
@@ -337,7 +337,7 @@
           </w:tcPr>
           <w:p>
             <w:r>
-              <w:t>新增 ⭐：自费加做 HER2 / CD3 / CD8 / MAGE-A4 与 NGS，报告回来当天交主治，申请再上 MDT</w:t>
+              <w:t>新增 ⭐：自费加做 HER2 / CD3 / CD8 / MAGE-A4 与 NGS（拟于9/22手术多灶标本申请，26-25469穿刺已做ER−/PR−/cyclin D1+/Ki-67热点约20%但需多灶复核），报告回来当天交主治</w:t>
             </w:r>
           </w:p>
         </w:tc>
@@ -403,6 +403,15 @@
       </w:pPr>
       <w:r>
         <w:t>【因】第 1 条：只喊化疗，容易让 MDT 以为家属在替医生定方案；把内分泌摆上桌，反而更符合 ESGO 对 LG-ESS 的常规路径。</w:t>
+      </w:r>
+      <w:r>
+        <w:rPr>
+          <w:b/>
+        </w:rPr>
+        <w:t>高级别不只有蒽环</w:t>
+      </w:r>
+      <w:r>
+        <w:t>，2024-2025最新：ESGO/EURACAN/GCIG 2024 一线多柔比星±异环磷酰胺或达卡巴嗪，吉西他滨+多西他赛（不适合蒽环者）；二线大剂量异环磷酰胺、吉西他滨±达卡巴嗪、帕唑帕尼、曲贝替定；YWHAE型对蒽环高度敏感（PathologyOutlines 2023）；BCOR型常见CDK4扩增/CDKN2A缺失可讨论CDK4/6抑制剂（palbociclib等）±MDM2抑制剂（Genomic profiling 2020）；安罗替尼联合化疗 ORR 35.7% PFS 8.25月（Springer 2024），辅助高级别肉瘤 DFS HR 0.47（ASCO 2024）；曲贝替定联合放疗在HG-ESS中位稳定17月（Karger 2024）；NTRK融合用拉罗替尼 ORR 79%（PMC 2026）；免疫新方向TCR-T靶向YWHAE-NUTM2融合（Frontiers 2025）。</w:t>
       </w:r>
     </w:p>
     <w:p>
@@ -520,13 +529,13 @@
         <w:ind w:left="400"/>
       </w:pPr>
       <w:r>
-        <w:t>[ ] 9-18 穿刺病理报告复印件（26-25469，原文含"建议分子检测协诊"）</w:t>
+        <w:t>[ ] 9-18 穿刺病理报告复印件（26-25469，原文含"建议分子检测协诊"，条码/报告单号2926091512534942717）</w:t>
       </w:r>
     </w:p>
     <w:p/>
     <w:p>
       <w:r>
-        <w:t>【源】ESGO / EURACAN 2024；法国肉瘤组回顾数据；NCDB；诊疗方案-2026-09-11.md (../../诊疗方案-2026-09-11.md)</w:t>
+        <w:t>【源】ESGO/EURACAN/GCIG 2024；ESGO/EURACAN/GCIG uterine sarcoma guideline Medscape 2026；法国肉瘤组回顾数据；NCDB；Genomic profiling BCOR CDK4 2020；Anlotinib+chemo ORR 35.7% PFS 8.25m Springer 2024；Anlotinib adjuvant DFS HR 0.47 ASCO 2024；Trabectedin+RT 17m Karger 2024；Larotrectinib ORR 79% PMC 2026；Immunotherapy review Frontiers 2025；诊疗方案-2026-09-11.md (../../诊疗方案-2026-09-11.md)</w:t>
       </w:r>
     </w:p>
     <w:sectPr>
